--- a/testkit/parity/pdfium/c7_code.docx
+++ b/testkit/parity/pdfium/c7_code.docx
@@ -122,7 +122,7 @@
                 <w:color w:val="1A1A1A"/>
                 <w:sz w:val="17"/>
               </w:rPr>
-              <w:t>def rerank(query : str, docs: list[Doc]) -&gt; list[Doc]:</w:t>
+              <w:t>def rerank(query: str, docs: list[Doc]) -&gt; list[Doc]:</w:t>
             </w:r>
             <w:r>
               <w:rPr>
@@ -142,7 +142,7 @@
                 <w:color w:val="1A1A1A"/>
                 <w:sz w:val="17"/>
               </w:rPr>
-              <w:t>" " "Score each doc against the query with the in-domain cross-encoder." " "</w:t>
+              <w:t>"""Score each doc against the query with the in-domain cross-encoder."""</w:t>
             </w:r>
             <w:r>
               <w:rPr>
@@ -162,7 +162,7 @@
                 <w:color w:val="1A1A1A"/>
                 <w:sz w:val="17"/>
               </w:rPr>
-              <w:t>pairs = [(query, d .text) for d in docs ]</w:t>
+              <w:t>pairs = [(query, d.text) for d in docs]</w:t>
             </w:r>
             <w:r>
               <w:rPr>
@@ -192,7 +192,7 @@
                 <w:color w:val="1A1A1A"/>
                 <w:sz w:val="17"/>
               </w:rPr>
-              <w:t>scores = model. predict(pairs , batch_size=32 )</w:t>
+              <w:t>scores = model.predict(pairs, batch_size=32)</w:t>
             </w:r>
             <w:r>
               <w:rPr>
@@ -222,7 +222,7 @@
                 <w:color w:val="1A1A1A"/>
                 <w:sz w:val="17"/>
               </w:rPr>
-              <w:t>order = sorted(range(len(docs )), key=lambda i: -scores[ i ])</w:t>
+              <w:t>order = sorted(range(len(docs)), key=lambda i: -scores[i])</w:t>
             </w:r>
             <w:r>
               <w:rPr>
@@ -242,7 +242,7 @@
                 <w:color w:val="1A1A1A"/>
                 <w:sz w:val="17"/>
               </w:rPr>
-              <w:t>return [docs[ i ] for i in order]</w:t>
+              <w:t>return [docs[i] for i in order]</w:t>
             </w:r>
             <w:r>
               <w:rPr>
@@ -381,7 +381,7 @@
                 <w:color w:val="1A1A1A"/>
                 <w:sz w:val="17"/>
               </w:rPr>
-              <w:t>def __init__( self, max_tokens: int = 512 , overlap: int = 48 ):</w:t>
+              <w:t>def __init__(self, max_tokens: int = 512, overlap: int = 48):</w:t>
             </w:r>
             <w:r>
               <w:rPr>
@@ -401,7 +401,7 @@
                 <w:color w:val="1A1A1A"/>
                 <w:sz w:val="17"/>
               </w:rPr>
-              <w:t>self.max_tokens , self.overlap = max_tokens , overlap</w:t>
+              <w:t>self.max_tokens, self.overlap = max_tokens, overlap</w:t>
             </w:r>
             <w:r>
               <w:rPr>
@@ -431,7 +431,7 @@
                 <w:color w:val="1A1A1A"/>
                 <w:sz w:val="17"/>
               </w:rPr>
-              <w:t>def split( self, doc):</w:t>
+              <w:t>def split(self, doc):</w:t>
             </w:r>
             <w:r>
               <w:rPr>
@@ -471,7 +471,7 @@
                 <w:color w:val="1A1A1A"/>
                 <w:sz w:val="17"/>
               </w:rPr>
-              <w:t>for node in doc. walk():</w:t>
+              <w:t>for node in doc.walk():</w:t>
             </w:r>
             <w:r>
               <w:rPr>
@@ -511,7 +511,7 @@
                 <w:color w:val="1A1A1A"/>
                 <w:sz w:val="17"/>
               </w:rPr>
-              <w:t>out.append( self._flush(buf)); buf = []</w:t>
+              <w:t>out.append(self._flush(buf)); buf = []</w:t>
             </w:r>
             <w:r>
               <w:rPr>
@@ -571,7 +571,7 @@
                 <w:color w:val="1A1A1A"/>
                 <w:sz w:val="17"/>
               </w:rPr>
-              <w:t>out.append( self._flush(buf))</w:t>
+              <w:t>out.append(self._flush(buf))</w:t>
             </w:r>
             <w:r>
               <w:rPr>
